--- a/src/main/resources/Заполнители/Практика/common/Отчет_о_практике.docx
+++ b/src/main/resources/Заполнители/Практика/common/Отчет_о_практике.docx
@@ -1685,52 +1685,6 @@
         <w:jc w:val="center"/>
         <w:rPr>
           <w:rFonts w:ascii="Times New Roman" w:hAnsi="Times New Roman" w:eastAsia="Calibri" w:cs="Times New Roman"/>
-          <w:b/>
-          <w:sz w:val="24"/>
-          <w:szCs w:val="24"/>
-          <w:lang w:eastAsia="ru-RU"/>
-        </w:rPr>
-      </w:pPr>
-      <w:r>
-        <w:rPr>
-          <w:rFonts w:eastAsia="Calibri" w:cs="Times New Roman" w:ascii="Times New Roman" w:hAnsi="Times New Roman"/>
-          <w:b/>
-          <w:sz w:val="24"/>
-          <w:szCs w:val="24"/>
-          <w:lang w:eastAsia="ru-RU"/>
-        </w:rPr>
-      </w:r>
-    </w:p>
-    <w:p>
-      <w:pPr>
-        <w:pStyle w:val="Normal"/>
-        <w:spacing w:lineRule="auto" w:line="240" w:before="0" w:after="0"/>
-        <w:jc w:val="center"/>
-        <w:rPr>
-          <w:rFonts w:ascii="Times New Roman" w:hAnsi="Times New Roman" w:eastAsia="Calibri" w:cs="Times New Roman"/>
-          <w:b/>
-          <w:sz w:val="24"/>
-          <w:szCs w:val="24"/>
-          <w:lang w:eastAsia="ru-RU"/>
-        </w:rPr>
-      </w:pPr>
-      <w:r>
-        <w:rPr>
-          <w:rFonts w:eastAsia="Calibri" w:cs="Times New Roman" w:ascii="Times New Roman" w:hAnsi="Times New Roman"/>
-          <w:b/>
-          <w:sz w:val="24"/>
-          <w:szCs w:val="24"/>
-          <w:lang w:eastAsia="ru-RU"/>
-        </w:rPr>
-      </w:r>
-    </w:p>
-    <w:p>
-      <w:pPr>
-        <w:pStyle w:val="Normal"/>
-        <w:spacing w:lineRule="auto" w:line="240" w:before="0" w:after="0"/>
-        <w:jc w:val="center"/>
-        <w:rPr>
-          <w:rFonts w:ascii="Times New Roman" w:hAnsi="Times New Roman" w:eastAsia="Calibri" w:cs="Times New Roman"/>
           <w:sz w:val="28"/>
           <w:szCs w:val="28"/>
           <w:lang w:eastAsia="ru-RU"/>
@@ -1744,6 +1698,52 @@
           <w:lang w:eastAsia="ru-RU"/>
         </w:rPr>
         <w:t>Новосибирск 2026</w:t>
+      </w:r>
+    </w:p>
+    <w:p>
+      <w:pPr>
+        <w:pStyle w:val="Normal"/>
+        <w:spacing w:lineRule="auto" w:line="240" w:before="0" w:after="0"/>
+        <w:jc w:val="center"/>
+        <w:rPr>
+          <w:rFonts w:ascii="Times New Roman" w:hAnsi="Times New Roman" w:eastAsia="Calibri" w:cs="Times New Roman"/>
+          <w:b/>
+          <w:sz w:val="24"/>
+          <w:szCs w:val="24"/>
+          <w:lang w:eastAsia="ru-RU"/>
+        </w:rPr>
+      </w:pPr>
+      <w:r>
+        <w:rPr>
+          <w:rFonts w:eastAsia="Calibri" w:cs="Times New Roman" w:ascii="Times New Roman" w:hAnsi="Times New Roman"/>
+          <w:b/>
+          <w:sz w:val="24"/>
+          <w:szCs w:val="24"/>
+          <w:lang w:eastAsia="ru-RU"/>
+        </w:rPr>
+      </w:r>
+    </w:p>
+    <w:p>
+      <w:pPr>
+        <w:pStyle w:val="Normal"/>
+        <w:spacing w:lineRule="auto" w:line="240" w:before="0" w:after="0"/>
+        <w:jc w:val="center"/>
+        <w:rPr>
+          <w:rFonts w:ascii="Times New Roman" w:hAnsi="Times New Roman" w:eastAsia="Calibri" w:cs="Times New Roman"/>
+          <w:b/>
+          <w:sz w:val="24"/>
+          <w:szCs w:val="24"/>
+          <w:lang w:eastAsia="ru-RU"/>
+        </w:rPr>
+      </w:pPr>
+      <w:r>
+        <w:rPr>
+          <w:rFonts w:eastAsia="Calibri" w:cs="Times New Roman" w:ascii="Times New Roman" w:hAnsi="Times New Roman"/>
+          <w:b/>
+          <w:sz w:val="24"/>
+          <w:szCs w:val="24"/>
+          <w:lang w:eastAsia="ru-RU"/>
+        </w:rPr>
       </w:r>
     </w:p>
     <w:p>
@@ -3880,8 +3880,8 @@
       <w:rFonts w:cs="Noto Sans Devanagari"/>
     </w:rPr>
   </w:style>
-  <w:style w:type="numbering" w:styleId="user2" w:default="1">
-    <w:name w:val="Без списка (user)"/>
+  <w:style w:type="numbering" w:styleId="Style17" w:default="1">
+    <w:name w:val="Без списка"/>
     <w:uiPriority w:val="99"/>
     <w:semiHidden/>
     <w:unhideWhenUsed/>
